--- a/guj/docx/014.content.docx
+++ b/guj/docx/014.content.docx
@@ -373,114 +373,84 @@
           <w:lang w:val="gu_IN" w:bidi="gu_IN"/>
         </w:rPr>
       </w:r>
-      <w:hyperlink r:id="rId13">
-        <w:r>
-          <w:rPr>
-            <w:lang w:val="gu_IN" w:bidi="gu_IN"/>
-          </w:rPr>
-          <w:rPr>
-            <w:color w:val="0000EE"/>
-            <w:u w:val="single"/>
-          </w:rPr>
-          <w:t>1 કાળવૃતાંત 23:30–31</w:t>
-        </w:r>
-      </w:hyperlink>
-    </w:p>
-    <w:p>
-      <w:pPr>
-        <w:pStyle w:val="ListBullet"/>
-        <w:spacing w:line="240" w:lineRule="auto"/>
-        <w:ind w:left="720"/>
-      </w:pPr>
-      <w:r>
-        <w:rPr>
-          <w:lang w:val="gu_IN" w:bidi="gu_IN"/>
-        </w:rPr>
-      </w:r>
-      <w:hyperlink r:id="rId14">
-        <w:r>
-          <w:rPr>
-            <w:lang w:val="gu_IN" w:bidi="gu_IN"/>
-          </w:rPr>
-          <w:rPr>
-            <w:color w:val="0000EE"/>
-            <w:u w:val="single"/>
-          </w:rPr>
-          <w:t>1 શમુએલ 20:4–5</w:t>
-        </w:r>
-      </w:hyperlink>
-    </w:p>
-    <w:p>
-      <w:pPr>
-        <w:pStyle w:val="ListBullet"/>
-        <w:spacing w:line="240" w:lineRule="auto"/>
-        <w:ind w:left="720"/>
-      </w:pPr>
-      <w:r>
-        <w:rPr>
-          <w:lang w:val="gu_IN" w:bidi="gu_IN"/>
-        </w:rPr>
-      </w:r>
-      <w:hyperlink r:id="rId15">
-        <w:r>
-          <w:rPr>
-            <w:lang w:val="gu_IN" w:bidi="gu_IN"/>
-          </w:rPr>
-          <w:rPr>
-            <w:color w:val="0000EE"/>
-            <w:u w:val="single"/>
-          </w:rPr>
-          <w:t>2 રાજા 4:23–24</w:t>
-        </w:r>
-      </w:hyperlink>
-    </w:p>
-    <w:p>
-      <w:pPr>
-        <w:pStyle w:val="ListBullet"/>
-        <w:spacing w:line="240" w:lineRule="auto"/>
-        <w:ind w:left="720"/>
-      </w:pPr>
-      <w:r>
-        <w:rPr>
-          <w:lang w:val="gu_IN" w:bidi="gu_IN"/>
-        </w:rPr>
-      </w:r>
-      <w:hyperlink r:id="rId16">
-        <w:r>
-          <w:rPr>
-            <w:lang w:val="gu_IN" w:bidi="gu_IN"/>
-          </w:rPr>
-          <w:rPr>
-            <w:color w:val="0000EE"/>
-            <w:u w:val="single"/>
-          </w:rPr>
-          <w:t>હઝકિયેલ 45:16–17</w:t>
-        </w:r>
-      </w:hyperlink>
-    </w:p>
-    <w:p>
-      <w:pPr>
-        <w:pStyle w:val="ListBullet"/>
-        <w:spacing w:line="240" w:lineRule="auto"/>
-        <w:ind w:left="720"/>
-      </w:pPr>
-      <w:r>
-        <w:rPr>
-          <w:lang w:val="gu_IN" w:bidi="gu_IN"/>
-        </w:rPr>
-      </w:r>
-      <w:hyperlink r:id="rId17">
-        <w:r>
-          <w:rPr>
-            <w:lang w:val="gu_IN" w:bidi="gu_IN"/>
-          </w:rPr>
-          <w:rPr>
-            <w:color w:val="0000EE"/>
-            <w:u w:val="single"/>
-          </w:rPr>
-          <w:t>યશાયા 1:12–13</w:t>
-        </w:r>
-      </w:hyperlink>
+      <w:r>
+        <w:rPr>
+          <w:lang w:val="gu_IN" w:bidi="gu_IN"/>
+        </w:rPr>
+        <w:t>1 કાળવૃતાંત 23:30–31</w:t>
+      </w:r>
+    </w:p>
+    <w:p>
+      <w:pPr>
+        <w:pStyle w:val="ListBullet"/>
+        <w:spacing w:line="240" w:lineRule="auto"/>
+        <w:ind w:left="720"/>
+      </w:pPr>
+      <w:r>
+        <w:rPr>
+          <w:lang w:val="gu_IN" w:bidi="gu_IN"/>
+        </w:rPr>
+      </w:r>
+      <w:r>
+        <w:rPr>
+          <w:lang w:val="gu_IN" w:bidi="gu_IN"/>
+        </w:rPr>
+        <w:t>1 શમુએલ 20:4–5</w:t>
+      </w:r>
+    </w:p>
+    <w:p>
+      <w:pPr>
+        <w:pStyle w:val="ListBullet"/>
+        <w:spacing w:line="240" w:lineRule="auto"/>
+        <w:ind w:left="720"/>
+      </w:pPr>
+      <w:r>
+        <w:rPr>
+          <w:lang w:val="gu_IN" w:bidi="gu_IN"/>
+        </w:rPr>
+      </w:r>
+      <w:r>
+        <w:rPr>
+          <w:lang w:val="gu_IN" w:bidi="gu_IN"/>
+        </w:rPr>
+        <w:t>2 રાજા 4:23–24</w:t>
+      </w:r>
+    </w:p>
+    <w:p>
+      <w:pPr>
+        <w:pStyle w:val="ListBullet"/>
+        <w:spacing w:line="240" w:lineRule="auto"/>
+        <w:ind w:left="720"/>
+      </w:pPr>
+      <w:r>
+        <w:rPr>
+          <w:lang w:val="gu_IN" w:bidi="gu_IN"/>
+        </w:rPr>
+      </w:r>
+      <w:r>
+        <w:rPr>
+          <w:lang w:val="gu_IN" w:bidi="gu_IN"/>
+        </w:rPr>
+        <w:t>હઝકિયેલ 45:16–17</w:t>
+      </w:r>
+    </w:p>
+    <w:p>
+      <w:pPr>
+        <w:pStyle w:val="ListBullet"/>
+        <w:spacing w:line="240" w:lineRule="auto"/>
+        <w:ind w:left="720"/>
+      </w:pPr>
+      <w:r>
+        <w:rPr>
+          <w:lang w:val="gu_IN" w:bidi="gu_IN"/>
+        </w:rPr>
+      </w:r>
+      <w:r>
+        <w:rPr>
+          <w:lang w:val="gu_IN" w:bidi="gu_IN"/>
+        </w:rPr>
+        <w:t>યશાયા 1:12–13</w:t>
+      </w:r>
     </w:p>
     <w:p>
       <w:pPr>
@@ -653,114 +623,84 @@
           <w:lang w:val="gu_IN" w:bidi="gu_IN"/>
         </w:rPr>
       </w:r>
-      <w:hyperlink r:id="rId18">
-        <w:r>
-          <w:rPr>
-            <w:lang w:val="gu_IN" w:bidi="gu_IN"/>
-          </w:rPr>
-          <w:rPr>
-            <w:color w:val="0000EE"/>
-            <w:u w:val="single"/>
-          </w:rPr>
-          <w:t>પ્રેરિતોના કૃત્યો 7:33–34</w:t>
-        </w:r>
-      </w:hyperlink>
-    </w:p>
-    <w:p>
-      <w:pPr>
-        <w:pStyle w:val="ListBullet"/>
-        <w:spacing w:line="240" w:lineRule="auto"/>
-        <w:ind w:left="720"/>
-      </w:pPr>
-      <w:r>
-        <w:rPr>
-          <w:lang w:val="gu_IN" w:bidi="gu_IN"/>
-        </w:rPr>
-      </w:r>
-      <w:hyperlink r:id="rId19">
-        <w:r>
-          <w:rPr>
-            <w:lang w:val="gu_IN" w:bidi="gu_IN"/>
-          </w:rPr>
-          <w:rPr>
-            <w:color w:val="0000EE"/>
-            <w:u w:val="single"/>
-          </w:rPr>
-          <w:t>પુનર્નિયમ 25:9–10</w:t>
-        </w:r>
-      </w:hyperlink>
-    </w:p>
-    <w:p>
-      <w:pPr>
-        <w:pStyle w:val="ListBullet"/>
-        <w:spacing w:line="240" w:lineRule="auto"/>
-        <w:ind w:left="720"/>
-      </w:pPr>
-      <w:r>
-        <w:rPr>
-          <w:lang w:val="gu_IN" w:bidi="gu_IN"/>
-        </w:rPr>
-      </w:r>
-      <w:hyperlink r:id="rId20">
-        <w:r>
-          <w:rPr>
-            <w:lang w:val="gu_IN" w:bidi="gu_IN"/>
-          </w:rPr>
-          <w:rPr>
-            <w:color w:val="0000EE"/>
-            <w:u w:val="single"/>
-          </w:rPr>
-          <w:t>યોહાન 1:26–28</w:t>
-        </w:r>
-      </w:hyperlink>
-    </w:p>
-    <w:p>
-      <w:pPr>
-        <w:pStyle w:val="ListBullet"/>
-        <w:spacing w:line="240" w:lineRule="auto"/>
-        <w:ind w:left="720"/>
-      </w:pPr>
-      <w:r>
-        <w:rPr>
-          <w:lang w:val="gu_IN" w:bidi="gu_IN"/>
-        </w:rPr>
-      </w:r>
-      <w:hyperlink r:id="rId21">
-        <w:r>
-          <w:rPr>
-            <w:lang w:val="gu_IN" w:bidi="gu_IN"/>
-          </w:rPr>
-          <w:rPr>
-            <w:color w:val="0000EE"/>
-            <w:u w:val="single"/>
-          </w:rPr>
-          <w:t>યહોશુઆ 5:14–15</w:t>
-        </w:r>
-      </w:hyperlink>
-    </w:p>
-    <w:p>
-      <w:pPr>
-        <w:pStyle w:val="ListBullet"/>
-        <w:spacing w:line="240" w:lineRule="auto"/>
-        <w:ind w:left="720"/>
-      </w:pPr>
-      <w:r>
-        <w:rPr>
-          <w:lang w:val="gu_IN" w:bidi="gu_IN"/>
-        </w:rPr>
-      </w:r>
-      <w:hyperlink r:id="rId22">
-        <w:r>
-          <w:rPr>
-            <w:lang w:val="gu_IN" w:bidi="gu_IN"/>
-          </w:rPr>
-          <w:rPr>
-            <w:color w:val="0000EE"/>
-            <w:u w:val="single"/>
-          </w:rPr>
-          <w:t>માર્ક 6:7–9</w:t>
-        </w:r>
-      </w:hyperlink>
+      <w:r>
+        <w:rPr>
+          <w:lang w:val="gu_IN" w:bidi="gu_IN"/>
+        </w:rPr>
+        <w:t>પ્રેરિતોના કૃત્યો 7:33–34</w:t>
+      </w:r>
+    </w:p>
+    <w:p>
+      <w:pPr>
+        <w:pStyle w:val="ListBullet"/>
+        <w:spacing w:line="240" w:lineRule="auto"/>
+        <w:ind w:left="720"/>
+      </w:pPr>
+      <w:r>
+        <w:rPr>
+          <w:lang w:val="gu_IN" w:bidi="gu_IN"/>
+        </w:rPr>
+      </w:r>
+      <w:r>
+        <w:rPr>
+          <w:lang w:val="gu_IN" w:bidi="gu_IN"/>
+        </w:rPr>
+        <w:t>પુનર્નિયમ 25:9–10</w:t>
+      </w:r>
+    </w:p>
+    <w:p>
+      <w:pPr>
+        <w:pStyle w:val="ListBullet"/>
+        <w:spacing w:line="240" w:lineRule="auto"/>
+        <w:ind w:left="720"/>
+      </w:pPr>
+      <w:r>
+        <w:rPr>
+          <w:lang w:val="gu_IN" w:bidi="gu_IN"/>
+        </w:rPr>
+      </w:r>
+      <w:r>
+        <w:rPr>
+          <w:lang w:val="gu_IN" w:bidi="gu_IN"/>
+        </w:rPr>
+        <w:t>યોહાન 1:26–28</w:t>
+      </w:r>
+    </w:p>
+    <w:p>
+      <w:pPr>
+        <w:pStyle w:val="ListBullet"/>
+        <w:spacing w:line="240" w:lineRule="auto"/>
+        <w:ind w:left="720"/>
+      </w:pPr>
+      <w:r>
+        <w:rPr>
+          <w:lang w:val="gu_IN" w:bidi="gu_IN"/>
+        </w:rPr>
+      </w:r>
+      <w:r>
+        <w:rPr>
+          <w:lang w:val="gu_IN" w:bidi="gu_IN"/>
+        </w:rPr>
+        <w:t>યહોશુઆ 5:14–15</w:t>
+      </w:r>
+    </w:p>
+    <w:p>
+      <w:pPr>
+        <w:pStyle w:val="ListBullet"/>
+        <w:spacing w:line="240" w:lineRule="auto"/>
+        <w:ind w:left="720"/>
+      </w:pPr>
+      <w:r>
+        <w:rPr>
+          <w:lang w:val="gu_IN" w:bidi="gu_IN"/>
+        </w:rPr>
+      </w:r>
+      <w:r>
+        <w:rPr>
+          <w:lang w:val="gu_IN" w:bidi="gu_IN"/>
+        </w:rPr>
+        <w:t>માર્ક 6:7–9</w:t>
+      </w:r>
     </w:p>
     <w:p>
       <w:pPr>
@@ -1175,186 +1115,138 @@
           <w:lang w:val="gu_IN" w:bidi="gu_IN"/>
         </w:rPr>
       </w:r>
-      <w:hyperlink r:id="rId23">
-        <w:r>
-          <w:rPr>
-            <w:lang w:val="gu_IN" w:bidi="gu_IN"/>
-          </w:rPr>
-          <w:rPr>
-            <w:color w:val="0000EE"/>
-            <w:u w:val="single"/>
-          </w:rPr>
-          <w:t>2 થેસ્સલોનિકી 2:8–10</w:t>
-        </w:r>
-      </w:hyperlink>
-    </w:p>
-    <w:p>
-      <w:pPr>
-        <w:pStyle w:val="ListBullet"/>
-        <w:spacing w:line="240" w:lineRule="auto"/>
-        <w:ind w:left="720"/>
-      </w:pPr>
-      <w:r>
-        <w:rPr>
-          <w:lang w:val="gu_IN" w:bidi="gu_IN"/>
-        </w:rPr>
-      </w:r>
-      <w:hyperlink r:id="rId24">
-        <w:r>
-          <w:rPr>
-            <w:lang w:val="gu_IN" w:bidi="gu_IN"/>
-          </w:rPr>
-          <w:rPr>
-            <w:color w:val="0000EE"/>
-            <w:u w:val="single"/>
-          </w:rPr>
-          <w:t>પ્રેરિતોના કૃત્યો 4:15–18</w:t>
-        </w:r>
-      </w:hyperlink>
-    </w:p>
-    <w:p>
-      <w:pPr>
-        <w:pStyle w:val="ListBullet"/>
-        <w:spacing w:line="240" w:lineRule="auto"/>
-        <w:ind w:left="720"/>
-      </w:pPr>
-      <w:r>
-        <w:rPr>
-          <w:lang w:val="gu_IN" w:bidi="gu_IN"/>
-        </w:rPr>
-      </w:r>
-      <w:hyperlink r:id="rId25">
-        <w:r>
-          <w:rPr>
-            <w:lang w:val="gu_IN" w:bidi="gu_IN"/>
-          </w:rPr>
-          <w:rPr>
-            <w:color w:val="0000EE"/>
-            <w:u w:val="single"/>
-          </w:rPr>
-          <w:t>પ્રેરિતોના કૃત્યો 4:21–22</w:t>
-        </w:r>
-      </w:hyperlink>
-    </w:p>
-    <w:p>
-      <w:pPr>
-        <w:pStyle w:val="ListBullet"/>
-        <w:spacing w:line="240" w:lineRule="auto"/>
-        <w:ind w:left="720"/>
-      </w:pPr>
-      <w:r>
-        <w:rPr>
-          <w:lang w:val="gu_IN" w:bidi="gu_IN"/>
-        </w:rPr>
-      </w:r>
-      <w:hyperlink r:id="rId26">
-        <w:r>
-          <w:rPr>
-            <w:lang w:val="gu_IN" w:bidi="gu_IN"/>
-          </w:rPr>
-          <w:rPr>
-            <w:color w:val="0000EE"/>
-            <w:u w:val="single"/>
-          </w:rPr>
-          <w:t>દાનિયેલ 4:1–3</w:t>
-        </w:r>
-      </w:hyperlink>
-    </w:p>
-    <w:p>
-      <w:pPr>
-        <w:pStyle w:val="ListBullet"/>
-        <w:spacing w:line="240" w:lineRule="auto"/>
-        <w:ind w:left="720"/>
-      </w:pPr>
-      <w:r>
-        <w:rPr>
-          <w:lang w:val="gu_IN" w:bidi="gu_IN"/>
-        </w:rPr>
-      </w:r>
-      <w:hyperlink r:id="rId27">
-        <w:r>
-          <w:rPr>
-            <w:lang w:val="gu_IN" w:bidi="gu_IN"/>
-          </w:rPr>
-          <w:rPr>
-            <w:color w:val="0000EE"/>
-            <w:u w:val="single"/>
-          </w:rPr>
-          <w:t>પુનર્નિયમ 13:1–3</w:t>
-        </w:r>
-      </w:hyperlink>
-    </w:p>
-    <w:p>
-      <w:pPr>
-        <w:pStyle w:val="ListBullet"/>
-        <w:spacing w:line="240" w:lineRule="auto"/>
-        <w:ind w:left="720"/>
-      </w:pPr>
-      <w:r>
-        <w:rPr>
-          <w:lang w:val="gu_IN" w:bidi="gu_IN"/>
-        </w:rPr>
-      </w:r>
-      <w:hyperlink r:id="rId28">
-        <w:r>
-          <w:rPr>
-            <w:lang w:val="gu_IN" w:bidi="gu_IN"/>
-          </w:rPr>
-          <w:rPr>
-            <w:color w:val="0000EE"/>
-            <w:u w:val="single"/>
-          </w:rPr>
-          <w:t>નિર્ગમન 3:19–22</w:t>
-        </w:r>
-      </w:hyperlink>
-    </w:p>
-    <w:p>
-      <w:pPr>
-        <w:pStyle w:val="ListBullet"/>
-        <w:spacing w:line="240" w:lineRule="auto"/>
-        <w:ind w:left="720"/>
-      </w:pPr>
-      <w:r>
-        <w:rPr>
-          <w:lang w:val="gu_IN" w:bidi="gu_IN"/>
-        </w:rPr>
-      </w:r>
-      <w:hyperlink r:id="rId29">
-        <w:r>
-          <w:rPr>
-            <w:lang w:val="gu_IN" w:bidi="gu_IN"/>
-          </w:rPr>
-          <w:rPr>
-            <w:color w:val="0000EE"/>
-            <w:u w:val="single"/>
-          </w:rPr>
-          <w:t>યોહાન 2:11</w:t>
-        </w:r>
-      </w:hyperlink>
-    </w:p>
-    <w:p>
-      <w:pPr>
-        <w:pStyle w:val="ListBullet"/>
-        <w:spacing w:line="240" w:lineRule="auto"/>
-        <w:ind w:left="720"/>
-      </w:pPr>
-      <w:r>
-        <w:rPr>
-          <w:lang w:val="gu_IN" w:bidi="gu_IN"/>
-        </w:rPr>
-      </w:r>
-      <w:hyperlink r:id="rId30">
-        <w:r>
-          <w:rPr>
-            <w:lang w:val="gu_IN" w:bidi="gu_IN"/>
-          </w:rPr>
-          <w:rPr>
-            <w:color w:val="0000EE"/>
-            <w:u w:val="single"/>
-          </w:rPr>
-          <w:t>માથ્થી 13:57–58</w:t>
-        </w:r>
-      </w:hyperlink>
+      <w:r>
+        <w:rPr>
+          <w:lang w:val="gu_IN" w:bidi="gu_IN"/>
+        </w:rPr>
+        <w:t>2 થેસ્સલોનિકી 2:8–10</w:t>
+      </w:r>
+    </w:p>
+    <w:p>
+      <w:pPr>
+        <w:pStyle w:val="ListBullet"/>
+        <w:spacing w:line="240" w:lineRule="auto"/>
+        <w:ind w:left="720"/>
+      </w:pPr>
+      <w:r>
+        <w:rPr>
+          <w:lang w:val="gu_IN" w:bidi="gu_IN"/>
+        </w:rPr>
+      </w:r>
+      <w:r>
+        <w:rPr>
+          <w:lang w:val="gu_IN" w:bidi="gu_IN"/>
+        </w:rPr>
+        <w:t>પ્રેરિતોના કૃત્યો 4:15–18</w:t>
+      </w:r>
+    </w:p>
+    <w:p>
+      <w:pPr>
+        <w:pStyle w:val="ListBullet"/>
+        <w:spacing w:line="240" w:lineRule="auto"/>
+        <w:ind w:left="720"/>
+      </w:pPr>
+      <w:r>
+        <w:rPr>
+          <w:lang w:val="gu_IN" w:bidi="gu_IN"/>
+        </w:rPr>
+      </w:r>
+      <w:r>
+        <w:rPr>
+          <w:lang w:val="gu_IN" w:bidi="gu_IN"/>
+        </w:rPr>
+        <w:t>પ્રેરિતોના કૃત્યો 4:21–22</w:t>
+      </w:r>
+    </w:p>
+    <w:p>
+      <w:pPr>
+        <w:pStyle w:val="ListBullet"/>
+        <w:spacing w:line="240" w:lineRule="auto"/>
+        <w:ind w:left="720"/>
+      </w:pPr>
+      <w:r>
+        <w:rPr>
+          <w:lang w:val="gu_IN" w:bidi="gu_IN"/>
+        </w:rPr>
+      </w:r>
+      <w:r>
+        <w:rPr>
+          <w:lang w:val="gu_IN" w:bidi="gu_IN"/>
+        </w:rPr>
+        <w:t>દાનિયેલ 4:1–3</w:t>
+      </w:r>
+    </w:p>
+    <w:p>
+      <w:pPr>
+        <w:pStyle w:val="ListBullet"/>
+        <w:spacing w:line="240" w:lineRule="auto"/>
+        <w:ind w:left="720"/>
+      </w:pPr>
+      <w:r>
+        <w:rPr>
+          <w:lang w:val="gu_IN" w:bidi="gu_IN"/>
+        </w:rPr>
+      </w:r>
+      <w:r>
+        <w:rPr>
+          <w:lang w:val="gu_IN" w:bidi="gu_IN"/>
+        </w:rPr>
+        <w:t>પુનર્નિયમ 13:1–3</w:t>
+      </w:r>
+    </w:p>
+    <w:p>
+      <w:pPr>
+        <w:pStyle w:val="ListBullet"/>
+        <w:spacing w:line="240" w:lineRule="auto"/>
+        <w:ind w:left="720"/>
+      </w:pPr>
+      <w:r>
+        <w:rPr>
+          <w:lang w:val="gu_IN" w:bidi="gu_IN"/>
+        </w:rPr>
+      </w:r>
+      <w:r>
+        <w:rPr>
+          <w:lang w:val="gu_IN" w:bidi="gu_IN"/>
+        </w:rPr>
+        <w:t>નિર્ગમન 3:19–22</w:t>
+      </w:r>
+    </w:p>
+    <w:p>
+      <w:pPr>
+        <w:pStyle w:val="ListBullet"/>
+        <w:spacing w:line="240" w:lineRule="auto"/>
+        <w:ind w:left="720"/>
+      </w:pPr>
+      <w:r>
+        <w:rPr>
+          <w:lang w:val="gu_IN" w:bidi="gu_IN"/>
+        </w:rPr>
+      </w:r>
+      <w:r>
+        <w:rPr>
+          <w:lang w:val="gu_IN" w:bidi="gu_IN"/>
+        </w:rPr>
+        <w:t>યોહાન 2:11</w:t>
+      </w:r>
+    </w:p>
+    <w:p>
+      <w:pPr>
+        <w:pStyle w:val="ListBullet"/>
+        <w:spacing w:line="240" w:lineRule="auto"/>
+        <w:ind w:left="720"/>
+      </w:pPr>
+      <w:r>
+        <w:rPr>
+          <w:lang w:val="gu_IN" w:bidi="gu_IN"/>
+        </w:rPr>
+      </w:r>
+      <w:r>
+        <w:rPr>
+          <w:lang w:val="gu_IN" w:bidi="gu_IN"/>
+        </w:rPr>
+        <w:t>માથ્થી 13:57–58</w:t>
+      </w:r>
     </w:p>
     <w:p>
       <w:pPr>
@@ -1822,114 +1714,84 @@
           <w:lang w:val="gu_IN" w:bidi="gu_IN"/>
         </w:rPr>
       </w:r>
-      <w:hyperlink r:id="rId31">
-        <w:r>
-          <w:rPr>
-            <w:lang w:val="gu_IN" w:bidi="gu_IN"/>
-          </w:rPr>
-          <w:rPr>
-            <w:color w:val="0000EE"/>
-            <w:u w:val="single"/>
-          </w:rPr>
-          <w:t>1 કાળુવૃતાંત 18:9–11</w:t>
-        </w:r>
-      </w:hyperlink>
-    </w:p>
-    <w:p>
-      <w:pPr>
-        <w:pStyle w:val="ListBullet"/>
-        <w:spacing w:line="240" w:lineRule="auto"/>
-        <w:ind w:left="720"/>
-      </w:pPr>
-      <w:r>
-        <w:rPr>
-          <w:lang w:val="gu_IN" w:bidi="gu_IN"/>
-        </w:rPr>
-      </w:r>
-      <w:hyperlink r:id="rId32">
-        <w:r>
-          <w:rPr>
-            <w:lang w:val="gu_IN" w:bidi="gu_IN"/>
-          </w:rPr>
-          <w:rPr>
-            <w:color w:val="0000EE"/>
-            <w:u w:val="single"/>
-          </w:rPr>
-          <w:t>1 શમુએલ 2:36</w:t>
-        </w:r>
-      </w:hyperlink>
-    </w:p>
-    <w:p>
-      <w:pPr>
-        <w:pStyle w:val="ListBullet"/>
-        <w:spacing w:line="240" w:lineRule="auto"/>
-        <w:ind w:left="720"/>
-      </w:pPr>
-      <w:r>
-        <w:rPr>
-          <w:lang w:val="gu_IN" w:bidi="gu_IN"/>
-        </w:rPr>
-      </w:r>
-      <w:hyperlink r:id="rId33">
-        <w:r>
-          <w:rPr>
-            <w:lang w:val="gu_IN" w:bidi="gu_IN"/>
-          </w:rPr>
-          <w:rPr>
-            <w:color w:val="0000EE"/>
-            <w:u w:val="single"/>
-          </w:rPr>
-          <w:t>2 રાજાઓ 25:13–15</w:t>
-        </w:r>
-      </w:hyperlink>
-    </w:p>
-    <w:p>
-      <w:pPr>
-        <w:pStyle w:val="ListBullet"/>
-        <w:spacing w:line="240" w:lineRule="auto"/>
-        <w:ind w:left="720"/>
-      </w:pPr>
-      <w:r>
-        <w:rPr>
-          <w:lang w:val="gu_IN" w:bidi="gu_IN"/>
-        </w:rPr>
-      </w:r>
-      <w:hyperlink r:id="rId34">
-        <w:r>
-          <w:rPr>
-            <w:lang w:val="gu_IN" w:bidi="gu_IN"/>
-          </w:rPr>
-          <w:rPr>
-            <w:color w:val="0000EE"/>
-            <w:u w:val="single"/>
-          </w:rPr>
-          <w:t>પ્રેરિતોના કૃત્યો 3:4–6</w:t>
-        </w:r>
-      </w:hyperlink>
-    </w:p>
-    <w:p>
-      <w:pPr>
-        <w:pStyle w:val="ListBullet"/>
-        <w:spacing w:line="240" w:lineRule="auto"/>
-        <w:ind w:left="720"/>
-      </w:pPr>
-      <w:r>
-        <w:rPr>
-          <w:lang w:val="gu_IN" w:bidi="gu_IN"/>
-        </w:rPr>
-      </w:r>
-      <w:hyperlink r:id="rId35">
-        <w:r>
-          <w:rPr>
-            <w:lang w:val="gu_IN" w:bidi="gu_IN"/>
-          </w:rPr>
-          <w:rPr>
-            <w:color w:val="0000EE"/>
-            <w:u w:val="single"/>
-          </w:rPr>
-          <w:t>માથ્થી 26:14–16</w:t>
-        </w:r>
-      </w:hyperlink>
+      <w:r>
+        <w:rPr>
+          <w:lang w:val="gu_IN" w:bidi="gu_IN"/>
+        </w:rPr>
+        <w:t>1 કાળુવૃતાંત 18:9–11</w:t>
+      </w:r>
+    </w:p>
+    <w:p>
+      <w:pPr>
+        <w:pStyle w:val="ListBullet"/>
+        <w:spacing w:line="240" w:lineRule="auto"/>
+        <w:ind w:left="720"/>
+      </w:pPr>
+      <w:r>
+        <w:rPr>
+          <w:lang w:val="gu_IN" w:bidi="gu_IN"/>
+        </w:rPr>
+      </w:r>
+      <w:r>
+        <w:rPr>
+          <w:lang w:val="gu_IN" w:bidi="gu_IN"/>
+        </w:rPr>
+        <w:t>1 શમુએલ 2:36</w:t>
+      </w:r>
+    </w:p>
+    <w:p>
+      <w:pPr>
+        <w:pStyle w:val="ListBullet"/>
+        <w:spacing w:line="240" w:lineRule="auto"/>
+        <w:ind w:left="720"/>
+      </w:pPr>
+      <w:r>
+        <w:rPr>
+          <w:lang w:val="gu_IN" w:bidi="gu_IN"/>
+        </w:rPr>
+      </w:r>
+      <w:r>
+        <w:rPr>
+          <w:lang w:val="gu_IN" w:bidi="gu_IN"/>
+        </w:rPr>
+        <w:t>2 રાજાઓ 25:13–15</w:t>
+      </w:r>
+    </w:p>
+    <w:p>
+      <w:pPr>
+        <w:pStyle w:val="ListBullet"/>
+        <w:spacing w:line="240" w:lineRule="auto"/>
+        <w:ind w:left="720"/>
+      </w:pPr>
+      <w:r>
+        <w:rPr>
+          <w:lang w:val="gu_IN" w:bidi="gu_IN"/>
+        </w:rPr>
+      </w:r>
+      <w:r>
+        <w:rPr>
+          <w:lang w:val="gu_IN" w:bidi="gu_IN"/>
+        </w:rPr>
+        <w:t>પ્રેરિતોના કૃત્યો 3:4–6</w:t>
+      </w:r>
+    </w:p>
+    <w:p>
+      <w:pPr>
+        <w:pStyle w:val="ListBullet"/>
+        <w:spacing w:line="240" w:lineRule="auto"/>
+        <w:ind w:left="720"/>
+      </w:pPr>
+      <w:r>
+        <w:rPr>
+          <w:lang w:val="gu_IN" w:bidi="gu_IN"/>
+        </w:rPr>
+      </w:r>
+      <w:r>
+        <w:rPr>
+          <w:lang w:val="gu_IN" w:bidi="gu_IN"/>
+        </w:rPr>
+        <w:t>માથ્થી 26:14–16</w:t>
+      </w:r>
     </w:p>
     <w:p>
       <w:pPr>
@@ -2288,186 +2150,138 @@
           <w:lang w:val="gu_IN" w:bidi="gu_IN"/>
         </w:rPr>
       </w:r>
-      <w:hyperlink r:id="rId36">
-        <w:r>
-          <w:rPr>
-            <w:lang w:val="gu_IN" w:bidi="gu_IN"/>
-          </w:rPr>
-          <w:rPr>
-            <w:color w:val="0000EE"/>
-            <w:u w:val="single"/>
-          </w:rPr>
-          <w:t>1 યોહાન 1:5–7</w:t>
-        </w:r>
-      </w:hyperlink>
-    </w:p>
-    <w:p>
-      <w:pPr>
-        <w:pStyle w:val="ListBullet"/>
-        <w:spacing w:line="240" w:lineRule="auto"/>
-        <w:ind w:left="720"/>
-      </w:pPr>
-      <w:r>
-        <w:rPr>
-          <w:lang w:val="gu_IN" w:bidi="gu_IN"/>
-        </w:rPr>
-      </w:r>
-      <w:hyperlink r:id="rId37">
-        <w:r>
-          <w:rPr>
-            <w:lang w:val="gu_IN" w:bidi="gu_IN"/>
-          </w:rPr>
-          <w:rPr>
-            <w:color w:val="0000EE"/>
-            <w:u w:val="single"/>
-          </w:rPr>
-          <w:t>1 રાજાઓ 2:1–4</w:t>
-        </w:r>
-      </w:hyperlink>
-    </w:p>
-    <w:p>
-      <w:pPr>
-        <w:pStyle w:val="ListBullet"/>
-        <w:spacing w:line="240" w:lineRule="auto"/>
-        <w:ind w:left="720"/>
-      </w:pPr>
-      <w:r>
-        <w:rPr>
-          <w:lang w:val="gu_IN" w:bidi="gu_IN"/>
-        </w:rPr>
-      </w:r>
-      <w:hyperlink r:id="rId38">
-        <w:r>
-          <w:rPr>
-            <w:lang w:val="gu_IN" w:bidi="gu_IN"/>
-          </w:rPr>
-          <w:rPr>
-            <w:color w:val="0000EE"/>
-            <w:u w:val="single"/>
-          </w:rPr>
-          <w:t>કલોસી 2:6–7</w:t>
-        </w:r>
-      </w:hyperlink>
-    </w:p>
-    <w:p>
-      <w:pPr>
-        <w:pStyle w:val="ListBullet"/>
-        <w:spacing w:line="240" w:lineRule="auto"/>
-        <w:ind w:left="720"/>
-      </w:pPr>
-      <w:r>
-        <w:rPr>
-          <w:lang w:val="gu_IN" w:bidi="gu_IN"/>
-        </w:rPr>
-      </w:r>
-      <w:hyperlink r:id="rId39">
-        <w:r>
-          <w:rPr>
-            <w:lang w:val="gu_IN" w:bidi="gu_IN"/>
-          </w:rPr>
-          <w:rPr>
-            <w:color w:val="0000EE"/>
-            <w:u w:val="single"/>
-          </w:rPr>
-          <w:t>ગલાતી 5:25–26</w:t>
-        </w:r>
-      </w:hyperlink>
-    </w:p>
-    <w:p>
-      <w:pPr>
-        <w:pStyle w:val="ListBullet"/>
-        <w:spacing w:line="240" w:lineRule="auto"/>
-        <w:ind w:left="720"/>
-      </w:pPr>
-      <w:r>
-        <w:rPr>
-          <w:lang w:val="gu_IN" w:bidi="gu_IN"/>
-        </w:rPr>
-      </w:r>
-      <w:hyperlink r:id="rId40">
-        <w:r>
-          <w:rPr>
-            <w:lang w:val="gu_IN" w:bidi="gu_IN"/>
-          </w:rPr>
-          <w:rPr>
-            <w:color w:val="0000EE"/>
-            <w:u w:val="single"/>
-          </w:rPr>
-          <w:t>ઉત્પત્તિ 17:1–2</w:t>
-        </w:r>
-      </w:hyperlink>
-    </w:p>
-    <w:p>
-      <w:pPr>
-        <w:pStyle w:val="ListBullet"/>
-        <w:spacing w:line="240" w:lineRule="auto"/>
-        <w:ind w:left="720"/>
-      </w:pPr>
-      <w:r>
-        <w:rPr>
-          <w:lang w:val="gu_IN" w:bidi="gu_IN"/>
-        </w:rPr>
-      </w:r>
-      <w:hyperlink r:id="rId41">
-        <w:r>
-          <w:rPr>
-            <w:lang w:val="gu_IN" w:bidi="gu_IN"/>
-          </w:rPr>
-          <w:rPr>
-            <w:color w:val="0000EE"/>
-            <w:u w:val="single"/>
-          </w:rPr>
-          <w:t>યશાયા 2:5–6</w:t>
-        </w:r>
-      </w:hyperlink>
-    </w:p>
-    <w:p>
-      <w:pPr>
-        <w:pStyle w:val="ListBullet"/>
-        <w:spacing w:line="240" w:lineRule="auto"/>
-        <w:ind w:left="720"/>
-      </w:pPr>
-      <w:r>
-        <w:rPr>
-          <w:lang w:val="gu_IN" w:bidi="gu_IN"/>
-        </w:rPr>
-      </w:r>
-      <w:hyperlink r:id="rId42">
-        <w:r>
-          <w:rPr>
-            <w:lang w:val="gu_IN" w:bidi="gu_IN"/>
-          </w:rPr>
-          <w:rPr>
-            <w:color w:val="0000EE"/>
-            <w:u w:val="single"/>
-          </w:rPr>
-          <w:t>યર્મિયા 13:8–11</w:t>
-        </w:r>
-      </w:hyperlink>
-    </w:p>
-    <w:p>
-      <w:pPr>
-        <w:pStyle w:val="ListBullet"/>
-        <w:spacing w:line="240" w:lineRule="auto"/>
-        <w:ind w:left="720"/>
-      </w:pPr>
-      <w:r>
-        <w:rPr>
-          <w:lang w:val="gu_IN" w:bidi="gu_IN"/>
-        </w:rPr>
-      </w:r>
-      <w:hyperlink r:id="rId43">
-        <w:r>
-          <w:rPr>
-            <w:lang w:val="gu_IN" w:bidi="gu_IN"/>
-          </w:rPr>
-          <w:rPr>
-            <w:color w:val="0000EE"/>
-            <w:u w:val="single"/>
-          </w:rPr>
-          <w:t>મીખાહ 4:2–3</w:t>
-        </w:r>
-      </w:hyperlink>
+      <w:r>
+        <w:rPr>
+          <w:lang w:val="gu_IN" w:bidi="gu_IN"/>
+        </w:rPr>
+        <w:t>1 યોહાન 1:5–7</w:t>
+      </w:r>
+    </w:p>
+    <w:p>
+      <w:pPr>
+        <w:pStyle w:val="ListBullet"/>
+        <w:spacing w:line="240" w:lineRule="auto"/>
+        <w:ind w:left="720"/>
+      </w:pPr>
+      <w:r>
+        <w:rPr>
+          <w:lang w:val="gu_IN" w:bidi="gu_IN"/>
+        </w:rPr>
+      </w:r>
+      <w:r>
+        <w:rPr>
+          <w:lang w:val="gu_IN" w:bidi="gu_IN"/>
+        </w:rPr>
+        <w:t>1 રાજાઓ 2:1–4</w:t>
+      </w:r>
+    </w:p>
+    <w:p>
+      <w:pPr>
+        <w:pStyle w:val="ListBullet"/>
+        <w:spacing w:line="240" w:lineRule="auto"/>
+        <w:ind w:left="720"/>
+      </w:pPr>
+      <w:r>
+        <w:rPr>
+          <w:lang w:val="gu_IN" w:bidi="gu_IN"/>
+        </w:rPr>
+      </w:r>
+      <w:r>
+        <w:rPr>
+          <w:lang w:val="gu_IN" w:bidi="gu_IN"/>
+        </w:rPr>
+        <w:t>કલોસી 2:6–7</w:t>
+      </w:r>
+    </w:p>
+    <w:p>
+      <w:pPr>
+        <w:pStyle w:val="ListBullet"/>
+        <w:spacing w:line="240" w:lineRule="auto"/>
+        <w:ind w:left="720"/>
+      </w:pPr>
+      <w:r>
+        <w:rPr>
+          <w:lang w:val="gu_IN" w:bidi="gu_IN"/>
+        </w:rPr>
+      </w:r>
+      <w:r>
+        <w:rPr>
+          <w:lang w:val="gu_IN" w:bidi="gu_IN"/>
+        </w:rPr>
+        <w:t>ગલાતી 5:25–26</w:t>
+      </w:r>
+    </w:p>
+    <w:p>
+      <w:pPr>
+        <w:pStyle w:val="ListBullet"/>
+        <w:spacing w:line="240" w:lineRule="auto"/>
+        <w:ind w:left="720"/>
+      </w:pPr>
+      <w:r>
+        <w:rPr>
+          <w:lang w:val="gu_IN" w:bidi="gu_IN"/>
+        </w:rPr>
+      </w:r>
+      <w:r>
+        <w:rPr>
+          <w:lang w:val="gu_IN" w:bidi="gu_IN"/>
+        </w:rPr>
+        <w:t>ઉત્પત્તિ 17:1–2</w:t>
+      </w:r>
+    </w:p>
+    <w:p>
+      <w:pPr>
+        <w:pStyle w:val="ListBullet"/>
+        <w:spacing w:line="240" w:lineRule="auto"/>
+        <w:ind w:left="720"/>
+      </w:pPr>
+      <w:r>
+        <w:rPr>
+          <w:lang w:val="gu_IN" w:bidi="gu_IN"/>
+        </w:rPr>
+      </w:r>
+      <w:r>
+        <w:rPr>
+          <w:lang w:val="gu_IN" w:bidi="gu_IN"/>
+        </w:rPr>
+        <w:t>યશાયા 2:5–6</w:t>
+      </w:r>
+    </w:p>
+    <w:p>
+      <w:pPr>
+        <w:pStyle w:val="ListBullet"/>
+        <w:spacing w:line="240" w:lineRule="auto"/>
+        <w:ind w:left="720"/>
+      </w:pPr>
+      <w:r>
+        <w:rPr>
+          <w:lang w:val="gu_IN" w:bidi="gu_IN"/>
+        </w:rPr>
+      </w:r>
+      <w:r>
+        <w:rPr>
+          <w:lang w:val="gu_IN" w:bidi="gu_IN"/>
+        </w:rPr>
+        <w:t>યર્મિયા 13:8–11</w:t>
+      </w:r>
+    </w:p>
+    <w:p>
+      <w:pPr>
+        <w:pStyle w:val="ListBullet"/>
+        <w:spacing w:line="240" w:lineRule="auto"/>
+        <w:ind w:left="720"/>
+      </w:pPr>
+      <w:r>
+        <w:rPr>
+          <w:lang w:val="gu_IN" w:bidi="gu_IN"/>
+        </w:rPr>
+      </w:r>
+      <w:r>
+        <w:rPr>
+          <w:lang w:val="gu_IN" w:bidi="gu_IN"/>
+        </w:rPr>
+        <w:t>મીખાહ 4:2–3</w:t>
+      </w:r>
     </w:p>
     <w:p>
       <w:pPr>
@@ -2967,138 +2781,102 @@
           <w:lang w:val="gu_IN" w:bidi="gu_IN"/>
         </w:rPr>
       </w:r>
-      <w:hyperlink r:id="rId44">
-        <w:r>
-          <w:rPr>
-            <w:lang w:val="gu_IN" w:bidi="gu_IN"/>
-          </w:rPr>
-          <w:rPr>
-            <w:color w:val="0000EE"/>
-            <w:u w:val="single"/>
-          </w:rPr>
-          <w:t>યૂના 1:6–7</w:t>
-        </w:r>
-      </w:hyperlink>
-    </w:p>
-    <w:p>
-      <w:pPr>
-        <w:pStyle w:val="ListBullet"/>
-        <w:spacing w:line="240" w:lineRule="auto"/>
-        <w:ind w:left="720"/>
-      </w:pPr>
-      <w:r>
-        <w:rPr>
-          <w:lang w:val="gu_IN" w:bidi="gu_IN"/>
-        </w:rPr>
-      </w:r>
-      <w:hyperlink r:id="rId45">
-        <w:r>
-          <w:rPr>
-            <w:lang w:val="gu_IN" w:bidi="gu_IN"/>
-          </w:rPr>
-          <w:rPr>
-            <w:color w:val="0000EE"/>
-            <w:u w:val="single"/>
-          </w:rPr>
-          <w:t>લુક 1:8–10</w:t>
-        </w:r>
-      </w:hyperlink>
-    </w:p>
-    <w:p>
-      <w:pPr>
-        <w:pStyle w:val="ListBullet"/>
-        <w:spacing w:line="240" w:lineRule="auto"/>
-        <w:ind w:left="720"/>
-      </w:pPr>
-      <w:r>
-        <w:rPr>
-          <w:lang w:val="gu_IN" w:bidi="gu_IN"/>
-        </w:rPr>
-      </w:r>
-      <w:hyperlink r:id="rId46">
-        <w:r>
-          <w:rPr>
-            <w:lang w:val="gu_IN" w:bidi="gu_IN"/>
-          </w:rPr>
-          <w:rPr>
-            <w:color w:val="0000EE"/>
-            <w:u w:val="single"/>
-          </w:rPr>
-          <w:t>લુક 23:33–34</w:t>
-        </w:r>
-      </w:hyperlink>
-    </w:p>
-    <w:p>
-      <w:pPr>
-        <w:pStyle w:val="ListBullet"/>
-        <w:spacing w:line="240" w:lineRule="auto"/>
-        <w:ind w:left="720"/>
-      </w:pPr>
-      <w:r>
-        <w:rPr>
-          <w:lang w:val="gu_IN" w:bidi="gu_IN"/>
-        </w:rPr>
-      </w:r>
-      <w:hyperlink r:id="rId47">
-        <w:r>
-          <w:rPr>
-            <w:lang w:val="gu_IN" w:bidi="gu_IN"/>
-          </w:rPr>
-          <w:rPr>
-            <w:color w:val="0000EE"/>
-            <w:u w:val="single"/>
-          </w:rPr>
-          <w:t>માર્ક 15:22–24</w:t>
-        </w:r>
-      </w:hyperlink>
-    </w:p>
-    <w:p>
-      <w:pPr>
-        <w:pStyle w:val="ListBullet"/>
-        <w:spacing w:line="240" w:lineRule="auto"/>
-        <w:ind w:left="720"/>
-      </w:pPr>
-      <w:r>
-        <w:rPr>
-          <w:lang w:val="gu_IN" w:bidi="gu_IN"/>
-        </w:rPr>
-      </w:r>
-      <w:hyperlink r:id="rId48">
-        <w:r>
-          <w:rPr>
-            <w:lang w:val="gu_IN" w:bidi="gu_IN"/>
-          </w:rPr>
-          <w:rPr>
-            <w:color w:val="0000EE"/>
-            <w:u w:val="single"/>
-          </w:rPr>
-          <w:t>માથ્થી 27:35–37</w:t>
-        </w:r>
-      </w:hyperlink>
-    </w:p>
-    <w:p>
-      <w:pPr>
-        <w:pStyle w:val="ListBullet"/>
-        <w:spacing w:line="240" w:lineRule="auto"/>
-        <w:ind w:left="720"/>
-      </w:pPr>
-      <w:r>
-        <w:rPr>
-          <w:lang w:val="gu_IN" w:bidi="gu_IN"/>
-        </w:rPr>
-      </w:r>
-      <w:hyperlink r:id="rId49">
-        <w:r>
-          <w:rPr>
-            <w:lang w:val="gu_IN" w:bidi="gu_IN"/>
-          </w:rPr>
-          <w:rPr>
-            <w:color w:val="0000EE"/>
-            <w:u w:val="single"/>
-          </w:rPr>
-          <w:t>ગીતશાસ્ત્ર 22:18–19</w:t>
-        </w:r>
-      </w:hyperlink>
+      <w:r>
+        <w:rPr>
+          <w:lang w:val="gu_IN" w:bidi="gu_IN"/>
+        </w:rPr>
+        <w:t>યૂના 1:6–7</w:t>
+      </w:r>
+    </w:p>
+    <w:p>
+      <w:pPr>
+        <w:pStyle w:val="ListBullet"/>
+        <w:spacing w:line="240" w:lineRule="auto"/>
+        <w:ind w:left="720"/>
+      </w:pPr>
+      <w:r>
+        <w:rPr>
+          <w:lang w:val="gu_IN" w:bidi="gu_IN"/>
+        </w:rPr>
+      </w:r>
+      <w:r>
+        <w:rPr>
+          <w:lang w:val="gu_IN" w:bidi="gu_IN"/>
+        </w:rPr>
+        <w:t>લુક 1:8–10</w:t>
+      </w:r>
+    </w:p>
+    <w:p>
+      <w:pPr>
+        <w:pStyle w:val="ListBullet"/>
+        <w:spacing w:line="240" w:lineRule="auto"/>
+        <w:ind w:left="720"/>
+      </w:pPr>
+      <w:r>
+        <w:rPr>
+          <w:lang w:val="gu_IN" w:bidi="gu_IN"/>
+        </w:rPr>
+      </w:r>
+      <w:r>
+        <w:rPr>
+          <w:lang w:val="gu_IN" w:bidi="gu_IN"/>
+        </w:rPr>
+        <w:t>લુક 23:33–34</w:t>
+      </w:r>
+    </w:p>
+    <w:p>
+      <w:pPr>
+        <w:pStyle w:val="ListBullet"/>
+        <w:spacing w:line="240" w:lineRule="auto"/>
+        <w:ind w:left="720"/>
+      </w:pPr>
+      <w:r>
+        <w:rPr>
+          <w:lang w:val="gu_IN" w:bidi="gu_IN"/>
+        </w:rPr>
+      </w:r>
+      <w:r>
+        <w:rPr>
+          <w:lang w:val="gu_IN" w:bidi="gu_IN"/>
+        </w:rPr>
+        <w:t>માર્ક 15:22–24</w:t>
+      </w:r>
+    </w:p>
+    <w:p>
+      <w:pPr>
+        <w:pStyle w:val="ListBullet"/>
+        <w:spacing w:line="240" w:lineRule="auto"/>
+        <w:ind w:left="720"/>
+      </w:pPr>
+      <w:r>
+        <w:rPr>
+          <w:lang w:val="gu_IN" w:bidi="gu_IN"/>
+        </w:rPr>
+      </w:r>
+      <w:r>
+        <w:rPr>
+          <w:lang w:val="gu_IN" w:bidi="gu_IN"/>
+        </w:rPr>
+        <w:t>માથ્થી 27:35–37</w:t>
+      </w:r>
+    </w:p>
+    <w:p>
+      <w:pPr>
+        <w:pStyle w:val="ListBullet"/>
+        <w:spacing w:line="240" w:lineRule="auto"/>
+        <w:ind w:left="720"/>
+      </w:pPr>
+      <w:r>
+        <w:rPr>
+          <w:lang w:val="gu_IN" w:bidi="gu_IN"/>
+        </w:rPr>
+      </w:r>
+      <w:r>
+        <w:rPr>
+          <w:lang w:val="gu_IN" w:bidi="gu_IN"/>
+        </w:rPr>
+        <w:t>ગીતશાસ્ત્ર 22:18–19</w:t>
+      </w:r>
     </w:p>
     <w:p>
       <w:pPr>
@@ -3378,90 +3156,66 @@
           <w:lang w:val="gu_IN" w:bidi="gu_IN"/>
         </w:rPr>
       </w:r>
-      <w:hyperlink r:id="rId50">
-        <w:r>
-          <w:rPr>
-            <w:lang w:val="gu_IN" w:bidi="gu_IN"/>
-          </w:rPr>
-          <w:rPr>
-            <w:color w:val="0000EE"/>
-            <w:u w:val="single"/>
-          </w:rPr>
-          <w:t>દાનિયેલ 7:6–7</w:t>
-        </w:r>
-      </w:hyperlink>
-    </w:p>
-    <w:p>
-      <w:pPr>
-        <w:pStyle w:val="ListBullet"/>
-        <w:spacing w:line="240" w:lineRule="auto"/>
-        <w:ind w:left="720"/>
-      </w:pPr>
-      <w:r>
-        <w:rPr>
-          <w:lang w:val="gu_IN" w:bidi="gu_IN"/>
-        </w:rPr>
-      </w:r>
-      <w:hyperlink r:id="rId51">
-        <w:r>
-          <w:rPr>
-            <w:lang w:val="gu_IN" w:bidi="gu_IN"/>
-          </w:rPr>
-          <w:rPr>
-            <w:color w:val="0000EE"/>
-            <w:u w:val="single"/>
-          </w:rPr>
-          <w:t>હોશિયા 13:7–8</w:t>
-        </w:r>
-      </w:hyperlink>
-    </w:p>
-    <w:p>
-      <w:pPr>
-        <w:pStyle w:val="ListBullet"/>
-        <w:spacing w:line="240" w:lineRule="auto"/>
-        <w:ind w:left="720"/>
-      </w:pPr>
-      <w:r>
-        <w:rPr>
-          <w:lang w:val="gu_IN" w:bidi="gu_IN"/>
-        </w:rPr>
-      </w:r>
-      <w:hyperlink r:id="rId52">
-        <w:r>
-          <w:rPr>
-            <w:lang w:val="gu_IN" w:bidi="gu_IN"/>
-          </w:rPr>
-          <w:rPr>
-            <w:color w:val="0000EE"/>
-            <w:u w:val="single"/>
-          </w:rPr>
-          <w:t>પ્રકટીકરણ 13:1–2</w:t>
-        </w:r>
-      </w:hyperlink>
-    </w:p>
-    <w:p>
-      <w:pPr>
-        <w:pStyle w:val="ListBullet"/>
-        <w:spacing w:line="240" w:lineRule="auto"/>
-        <w:ind w:left="720"/>
-      </w:pPr>
-      <w:r>
-        <w:rPr>
-          <w:lang w:val="gu_IN" w:bidi="gu_IN"/>
-        </w:rPr>
-      </w:r>
-      <w:hyperlink r:id="rId53">
-        <w:r>
-          <w:rPr>
-            <w:lang w:val="gu_IN" w:bidi="gu_IN"/>
-          </w:rPr>
-          <w:rPr>
-            <w:color w:val="0000EE"/>
-            <w:u w:val="single"/>
-          </w:rPr>
-          <w:t>ગીતોનું ગીત 4:8</w:t>
-        </w:r>
-      </w:hyperlink>
+      <w:r>
+        <w:rPr>
+          <w:lang w:val="gu_IN" w:bidi="gu_IN"/>
+        </w:rPr>
+        <w:t>દાનિયેલ 7:6–7</w:t>
+      </w:r>
+    </w:p>
+    <w:p>
+      <w:pPr>
+        <w:pStyle w:val="ListBullet"/>
+        <w:spacing w:line="240" w:lineRule="auto"/>
+        <w:ind w:left="720"/>
+      </w:pPr>
+      <w:r>
+        <w:rPr>
+          <w:lang w:val="gu_IN" w:bidi="gu_IN"/>
+        </w:rPr>
+      </w:r>
+      <w:r>
+        <w:rPr>
+          <w:lang w:val="gu_IN" w:bidi="gu_IN"/>
+        </w:rPr>
+        <w:t>હોશિયા 13:7–8</w:t>
+      </w:r>
+    </w:p>
+    <w:p>
+      <w:pPr>
+        <w:pStyle w:val="ListBullet"/>
+        <w:spacing w:line="240" w:lineRule="auto"/>
+        <w:ind w:left="720"/>
+      </w:pPr>
+      <w:r>
+        <w:rPr>
+          <w:lang w:val="gu_IN" w:bidi="gu_IN"/>
+        </w:rPr>
+      </w:r>
+      <w:r>
+        <w:rPr>
+          <w:lang w:val="gu_IN" w:bidi="gu_IN"/>
+        </w:rPr>
+        <w:t>પ્રકટીકરણ 13:1–2</w:t>
+      </w:r>
+    </w:p>
+    <w:p>
+      <w:pPr>
+        <w:pStyle w:val="ListBullet"/>
+        <w:spacing w:line="240" w:lineRule="auto"/>
+        <w:ind w:left="720"/>
+      </w:pPr>
+      <w:r>
+        <w:rPr>
+          <w:lang w:val="gu_IN" w:bidi="gu_IN"/>
+        </w:rPr>
+      </w:r>
+      <w:r>
+        <w:rPr>
+          <w:lang w:val="gu_IN" w:bidi="gu_IN"/>
+        </w:rPr>
+        <w:t>ગીતોનું ગીત 4:8</w:t>
+      </w:r>
     </w:p>
     <w:p>
       <w:pPr>
@@ -3874,210 +3628,156 @@
           <w:lang w:val="gu_IN" w:bidi="gu_IN"/>
         </w:rPr>
       </w:r>
-      <w:hyperlink r:id="rId54">
-        <w:r>
-          <w:rPr>
-            <w:lang w:val="gu_IN" w:bidi="gu_IN"/>
-          </w:rPr>
-          <w:rPr>
-            <w:color w:val="0000EE"/>
-            <w:u w:val="single"/>
-          </w:rPr>
-          <w:t>પ્રેરિતોના કૃત્યો 2:18–19</w:t>
-        </w:r>
-      </w:hyperlink>
-    </w:p>
-    <w:p>
-      <w:pPr>
-        <w:pStyle w:val="ListBullet"/>
-        <w:spacing w:line="240" w:lineRule="auto"/>
-        <w:ind w:left="720"/>
-      </w:pPr>
-      <w:r>
-        <w:rPr>
-          <w:lang w:val="gu_IN" w:bidi="gu_IN"/>
-        </w:rPr>
-      </w:r>
-      <w:hyperlink r:id="rId55">
-        <w:r>
-          <w:rPr>
-            <w:lang w:val="gu_IN" w:bidi="gu_IN"/>
-          </w:rPr>
-          <w:rPr>
-            <w:color w:val="0000EE"/>
-            <w:u w:val="single"/>
-          </w:rPr>
-          <w:t>નિર્ગમન 4:8–9</w:t>
-        </w:r>
-      </w:hyperlink>
-    </w:p>
-    <w:p>
-      <w:pPr>
-        <w:pStyle w:val="ListBullet"/>
-        <w:spacing w:line="240" w:lineRule="auto"/>
-        <w:ind w:left="720"/>
-      </w:pPr>
-      <w:r>
-        <w:rPr>
-          <w:lang w:val="gu_IN" w:bidi="gu_IN"/>
-        </w:rPr>
-      </w:r>
-      <w:hyperlink r:id="rId56">
-        <w:r>
-          <w:rPr>
-            <w:lang w:val="gu_IN" w:bidi="gu_IN"/>
-          </w:rPr>
-          <w:rPr>
-            <w:color w:val="0000EE"/>
-            <w:u w:val="single"/>
-          </w:rPr>
-          <w:t>નિર્ગમન 31:12–15</w:t>
-        </w:r>
-      </w:hyperlink>
-    </w:p>
-    <w:p>
-      <w:pPr>
-        <w:pStyle w:val="ListBullet"/>
-        <w:spacing w:line="240" w:lineRule="auto"/>
-        <w:ind w:left="720"/>
-      </w:pPr>
-      <w:r>
-        <w:rPr>
-          <w:lang w:val="gu_IN" w:bidi="gu_IN"/>
-        </w:rPr>
-      </w:r>
-      <w:hyperlink r:id="rId57">
-        <w:r>
-          <w:rPr>
-            <w:lang w:val="gu_IN" w:bidi="gu_IN"/>
-          </w:rPr>
-          <w:rPr>
-            <w:color w:val="0000EE"/>
-            <w:u w:val="single"/>
-          </w:rPr>
-          <w:t>ઉત્પતિ 1:14–15</w:t>
-        </w:r>
-      </w:hyperlink>
-    </w:p>
-    <w:p>
-      <w:pPr>
-        <w:pStyle w:val="ListBullet"/>
-        <w:spacing w:line="240" w:lineRule="auto"/>
-        <w:ind w:left="720"/>
-      </w:pPr>
-      <w:r>
-        <w:rPr>
-          <w:lang w:val="gu_IN" w:bidi="gu_IN"/>
-        </w:rPr>
-      </w:r>
-      <w:hyperlink r:id="rId58">
-        <w:r>
-          <w:rPr>
-            <w:lang w:val="gu_IN" w:bidi="gu_IN"/>
-          </w:rPr>
-          <w:rPr>
-            <w:color w:val="0000EE"/>
-            <w:u w:val="single"/>
-          </w:rPr>
-          <w:t>ઉત્પતિ 9:11–13</w:t>
-        </w:r>
-      </w:hyperlink>
-    </w:p>
-    <w:p>
-      <w:pPr>
-        <w:pStyle w:val="ListBullet"/>
-        <w:spacing w:line="240" w:lineRule="auto"/>
-        <w:ind w:left="720"/>
-      </w:pPr>
-      <w:r>
-        <w:rPr>
-          <w:lang w:val="gu_IN" w:bidi="gu_IN"/>
-        </w:rPr>
-      </w:r>
-      <w:hyperlink r:id="rId59">
-        <w:r>
-          <w:rPr>
-            <w:lang w:val="gu_IN" w:bidi="gu_IN"/>
-          </w:rPr>
-          <w:rPr>
-            <w:color w:val="0000EE"/>
-            <w:u w:val="single"/>
-          </w:rPr>
-          <w:t>યોહાન 2:17–19</w:t>
-        </w:r>
-      </w:hyperlink>
-    </w:p>
-    <w:p>
-      <w:pPr>
-        <w:pStyle w:val="ListBullet"/>
-        <w:spacing w:line="240" w:lineRule="auto"/>
-        <w:ind w:left="720"/>
-      </w:pPr>
-      <w:r>
-        <w:rPr>
-          <w:lang w:val="gu_IN" w:bidi="gu_IN"/>
-        </w:rPr>
-      </w:r>
-      <w:hyperlink r:id="rId60">
-        <w:r>
-          <w:rPr>
-            <w:lang w:val="gu_IN" w:bidi="gu_IN"/>
-          </w:rPr>
-          <w:rPr>
-            <w:color w:val="0000EE"/>
-            <w:u w:val="single"/>
-          </w:rPr>
-          <w:t>લૂક 2:10–12</w:t>
-        </w:r>
-      </w:hyperlink>
-    </w:p>
-    <w:p>
-      <w:pPr>
-        <w:pStyle w:val="ListBullet"/>
-        <w:spacing w:line="240" w:lineRule="auto"/>
-        <w:ind w:left="720"/>
-      </w:pPr>
-      <w:r>
-        <w:rPr>
-          <w:lang w:val="gu_IN" w:bidi="gu_IN"/>
-        </w:rPr>
-      </w:r>
-      <w:hyperlink r:id="rId61">
-        <w:r>
-          <w:rPr>
-            <w:lang w:val="gu_IN" w:bidi="gu_IN"/>
-          </w:rPr>
-          <w:rPr>
-            <w:color w:val="0000EE"/>
-            <w:u w:val="single"/>
-          </w:rPr>
-          <w:t>માર્ક 8:11–13</w:t>
-        </w:r>
-      </w:hyperlink>
-    </w:p>
-    <w:p>
-      <w:pPr>
-        <w:pStyle w:val="ListBullet"/>
-        <w:spacing w:line="240" w:lineRule="auto"/>
-        <w:ind w:left="720"/>
-      </w:pPr>
-      <w:r>
-        <w:rPr>
-          <w:lang w:val="gu_IN" w:bidi="gu_IN"/>
-        </w:rPr>
-      </w:r>
-      <w:hyperlink r:id="rId62">
-        <w:r>
-          <w:rPr>
-            <w:lang w:val="gu_IN" w:bidi="gu_IN"/>
-          </w:rPr>
-          <w:rPr>
-            <w:color w:val="0000EE"/>
-            <w:u w:val="single"/>
-          </w:rPr>
-          <w:t>ગીતશાસ્ત્ર 89:5–6</w:t>
-        </w:r>
-      </w:hyperlink>
+      <w:r>
+        <w:rPr>
+          <w:lang w:val="gu_IN" w:bidi="gu_IN"/>
+        </w:rPr>
+        <w:t>પ્રેરિતોના કૃત્યો 2:18–19</w:t>
+      </w:r>
+    </w:p>
+    <w:p>
+      <w:pPr>
+        <w:pStyle w:val="ListBullet"/>
+        <w:spacing w:line="240" w:lineRule="auto"/>
+        <w:ind w:left="720"/>
+      </w:pPr>
+      <w:r>
+        <w:rPr>
+          <w:lang w:val="gu_IN" w:bidi="gu_IN"/>
+        </w:rPr>
+      </w:r>
+      <w:r>
+        <w:rPr>
+          <w:lang w:val="gu_IN" w:bidi="gu_IN"/>
+        </w:rPr>
+        <w:t>નિર્ગમન 4:8–9</w:t>
+      </w:r>
+    </w:p>
+    <w:p>
+      <w:pPr>
+        <w:pStyle w:val="ListBullet"/>
+        <w:spacing w:line="240" w:lineRule="auto"/>
+        <w:ind w:left="720"/>
+      </w:pPr>
+      <w:r>
+        <w:rPr>
+          <w:lang w:val="gu_IN" w:bidi="gu_IN"/>
+        </w:rPr>
+      </w:r>
+      <w:r>
+        <w:rPr>
+          <w:lang w:val="gu_IN" w:bidi="gu_IN"/>
+        </w:rPr>
+        <w:t>નિર્ગમન 31:12–15</w:t>
+      </w:r>
+    </w:p>
+    <w:p>
+      <w:pPr>
+        <w:pStyle w:val="ListBullet"/>
+        <w:spacing w:line="240" w:lineRule="auto"/>
+        <w:ind w:left="720"/>
+      </w:pPr>
+      <w:r>
+        <w:rPr>
+          <w:lang w:val="gu_IN" w:bidi="gu_IN"/>
+        </w:rPr>
+      </w:r>
+      <w:r>
+        <w:rPr>
+          <w:lang w:val="gu_IN" w:bidi="gu_IN"/>
+        </w:rPr>
+        <w:t>ઉત્પતિ 1:14–15</w:t>
+      </w:r>
+    </w:p>
+    <w:p>
+      <w:pPr>
+        <w:pStyle w:val="ListBullet"/>
+        <w:spacing w:line="240" w:lineRule="auto"/>
+        <w:ind w:left="720"/>
+      </w:pPr>
+      <w:r>
+        <w:rPr>
+          <w:lang w:val="gu_IN" w:bidi="gu_IN"/>
+        </w:rPr>
+      </w:r>
+      <w:r>
+        <w:rPr>
+          <w:lang w:val="gu_IN" w:bidi="gu_IN"/>
+        </w:rPr>
+        <w:t>ઉત્પતિ 9:11–13</w:t>
+      </w:r>
+    </w:p>
+    <w:p>
+      <w:pPr>
+        <w:pStyle w:val="ListBullet"/>
+        <w:spacing w:line="240" w:lineRule="auto"/>
+        <w:ind w:left="720"/>
+      </w:pPr>
+      <w:r>
+        <w:rPr>
+          <w:lang w:val="gu_IN" w:bidi="gu_IN"/>
+        </w:rPr>
+      </w:r>
+      <w:r>
+        <w:rPr>
+          <w:lang w:val="gu_IN" w:bidi="gu_IN"/>
+        </w:rPr>
+        <w:t>યોહાન 2:17–19</w:t>
+      </w:r>
+    </w:p>
+    <w:p>
+      <w:pPr>
+        <w:pStyle w:val="ListBullet"/>
+        <w:spacing w:line="240" w:lineRule="auto"/>
+        <w:ind w:left="720"/>
+      </w:pPr>
+      <w:r>
+        <w:rPr>
+          <w:lang w:val="gu_IN" w:bidi="gu_IN"/>
+        </w:rPr>
+      </w:r>
+      <w:r>
+        <w:rPr>
+          <w:lang w:val="gu_IN" w:bidi="gu_IN"/>
+        </w:rPr>
+        <w:t>લૂક 2:10–12</w:t>
+      </w:r>
+    </w:p>
+    <w:p>
+      <w:pPr>
+        <w:pStyle w:val="ListBullet"/>
+        <w:spacing w:line="240" w:lineRule="auto"/>
+        <w:ind w:left="720"/>
+      </w:pPr>
+      <w:r>
+        <w:rPr>
+          <w:lang w:val="gu_IN" w:bidi="gu_IN"/>
+        </w:rPr>
+      </w:r>
+      <w:r>
+        <w:rPr>
+          <w:lang w:val="gu_IN" w:bidi="gu_IN"/>
+        </w:rPr>
+        <w:t>માર્ક 8:11–13</w:t>
+      </w:r>
+    </w:p>
+    <w:p>
+      <w:pPr>
+        <w:pStyle w:val="ListBullet"/>
+        <w:spacing w:line="240" w:lineRule="auto"/>
+        <w:ind w:left="720"/>
+      </w:pPr>
+      <w:r>
+        <w:rPr>
+          <w:lang w:val="gu_IN" w:bidi="gu_IN"/>
+        </w:rPr>
+      </w:r>
+      <w:r>
+        <w:rPr>
+          <w:lang w:val="gu_IN" w:bidi="gu_IN"/>
+        </w:rPr>
+        <w:t>ગીતશાસ્ત્ર 89:5–6</w:t>
+      </w:r>
     </w:p>
     <w:p>
       <w:pPr>
@@ -4275,210 +3975,156 @@
           <w:lang w:val="gu_IN" w:bidi="gu_IN"/>
         </w:rPr>
       </w:r>
-      <w:hyperlink r:id="rId63">
-        <w:r>
-          <w:rPr>
-            <w:lang w:val="gu_IN" w:bidi="gu_IN"/>
-          </w:rPr>
-          <w:rPr>
-            <w:color w:val="0000EE"/>
-            <w:u w:val="single"/>
-          </w:rPr>
-          <w:t>1 થેસ્સાલોનિકીઓ 5:25–28</w:t>
-        </w:r>
-      </w:hyperlink>
-    </w:p>
-    <w:p>
-      <w:pPr>
-        <w:pStyle w:val="ListBullet"/>
-        <w:spacing w:line="240" w:lineRule="auto"/>
-        <w:ind w:left="720"/>
-      </w:pPr>
-      <w:r>
-        <w:rPr>
-          <w:lang w:val="gu_IN" w:bidi="gu_IN"/>
-        </w:rPr>
-      </w:r>
-      <w:hyperlink r:id="rId64">
-        <w:r>
-          <w:rPr>
-            <w:lang w:val="gu_IN" w:bidi="gu_IN"/>
-          </w:rPr>
-          <w:rPr>
-            <w:color w:val="0000EE"/>
-            <w:u w:val="single"/>
-          </w:rPr>
-          <w:t>ઉત્પત્તિ 27:26–27</w:t>
-        </w:r>
-      </w:hyperlink>
-    </w:p>
-    <w:p>
-      <w:pPr>
-        <w:pStyle w:val="ListBullet"/>
-        <w:spacing w:line="240" w:lineRule="auto"/>
-        <w:ind w:left="720"/>
-      </w:pPr>
-      <w:r>
-        <w:rPr>
-          <w:lang w:val="gu_IN" w:bidi="gu_IN"/>
-        </w:rPr>
-      </w:r>
-      <w:hyperlink r:id="rId65">
-        <w:r>
-          <w:rPr>
-            <w:lang w:val="gu_IN" w:bidi="gu_IN"/>
-          </w:rPr>
-          <w:rPr>
-            <w:color w:val="0000EE"/>
-            <w:u w:val="single"/>
-          </w:rPr>
-          <w:t>ઉત્પત્તિ 29:11–12</w:t>
-        </w:r>
-      </w:hyperlink>
-    </w:p>
-    <w:p>
-      <w:pPr>
-        <w:pStyle w:val="ListBullet"/>
-        <w:spacing w:line="240" w:lineRule="auto"/>
-        <w:ind w:left="720"/>
-      </w:pPr>
-      <w:r>
-        <w:rPr>
-          <w:lang w:val="gu_IN" w:bidi="gu_IN"/>
-        </w:rPr>
-      </w:r>
-      <w:hyperlink r:id="rId66">
-        <w:r>
-          <w:rPr>
-            <w:lang w:val="gu_IN" w:bidi="gu_IN"/>
-          </w:rPr>
-          <w:rPr>
-            <w:color w:val="0000EE"/>
-            <w:u w:val="single"/>
-          </w:rPr>
-          <w:t>ઉત્પત્તિ 31:26–28</w:t>
-        </w:r>
-      </w:hyperlink>
-    </w:p>
-    <w:p>
-      <w:pPr>
-        <w:pStyle w:val="ListBullet"/>
-        <w:spacing w:line="240" w:lineRule="auto"/>
-        <w:ind w:left="720"/>
-      </w:pPr>
-      <w:r>
-        <w:rPr>
-          <w:lang w:val="gu_IN" w:bidi="gu_IN"/>
-        </w:rPr>
-      </w:r>
-      <w:hyperlink r:id="rId67">
-        <w:r>
-          <w:rPr>
-            <w:lang w:val="gu_IN" w:bidi="gu_IN"/>
-          </w:rPr>
-          <w:rPr>
-            <w:color w:val="0000EE"/>
-            <w:u w:val="single"/>
-          </w:rPr>
-          <w:t>ઉત્પત્તિ 45:14–15</w:t>
-        </w:r>
-      </w:hyperlink>
-    </w:p>
-    <w:p>
-      <w:pPr>
-        <w:pStyle w:val="ListBullet"/>
-        <w:spacing w:line="240" w:lineRule="auto"/>
-        <w:ind w:left="720"/>
-      </w:pPr>
-      <w:r>
-        <w:rPr>
-          <w:lang w:val="gu_IN" w:bidi="gu_IN"/>
-        </w:rPr>
-      </w:r>
-      <w:hyperlink r:id="rId68">
-        <w:r>
-          <w:rPr>
-            <w:lang w:val="gu_IN" w:bidi="gu_IN"/>
-          </w:rPr>
-          <w:rPr>
-            <w:color w:val="0000EE"/>
-            <w:u w:val="single"/>
-          </w:rPr>
-          <w:t>ઉત્પત્તિ 48:8–10</w:t>
-        </w:r>
-      </w:hyperlink>
-    </w:p>
-    <w:p>
-      <w:pPr>
-        <w:pStyle w:val="ListBullet"/>
-        <w:spacing w:line="240" w:lineRule="auto"/>
-        <w:ind w:left="720"/>
-      </w:pPr>
-      <w:r>
-        <w:rPr>
-          <w:lang w:val="gu_IN" w:bidi="gu_IN"/>
-        </w:rPr>
-      </w:r>
-      <w:hyperlink r:id="rId69">
-        <w:r>
-          <w:rPr>
-            <w:lang w:val="gu_IN" w:bidi="gu_IN"/>
-          </w:rPr>
-          <w:rPr>
-            <w:color w:val="0000EE"/>
-            <w:u w:val="single"/>
-          </w:rPr>
-          <w:t>લૂક 22:47–48</w:t>
-        </w:r>
-      </w:hyperlink>
-    </w:p>
-    <w:p>
-      <w:pPr>
-        <w:pStyle w:val="ListBullet"/>
-        <w:spacing w:line="240" w:lineRule="auto"/>
-        <w:ind w:left="720"/>
-      </w:pPr>
-      <w:r>
-        <w:rPr>
-          <w:lang w:val="gu_IN" w:bidi="gu_IN"/>
-        </w:rPr>
-      </w:r>
-      <w:hyperlink r:id="rId70">
-        <w:r>
-          <w:rPr>
-            <w:lang w:val="gu_IN" w:bidi="gu_IN"/>
-          </w:rPr>
-          <w:rPr>
-            <w:color w:val="0000EE"/>
-            <w:u w:val="single"/>
-          </w:rPr>
-          <w:t>માર્ક 14:43–46</w:t>
-        </w:r>
-      </w:hyperlink>
-    </w:p>
-    <w:p>
-      <w:pPr>
-        <w:pStyle w:val="ListBullet"/>
-        <w:spacing w:line="240" w:lineRule="auto"/>
-        <w:ind w:left="720"/>
-      </w:pPr>
-      <w:r>
-        <w:rPr>
-          <w:lang w:val="gu_IN" w:bidi="gu_IN"/>
-        </w:rPr>
-      </w:r>
-      <w:hyperlink r:id="rId71">
-        <w:r>
-          <w:rPr>
-            <w:lang w:val="gu_IN" w:bidi="gu_IN"/>
-          </w:rPr>
-          <w:rPr>
-            <w:color w:val="0000EE"/>
-            <w:u w:val="single"/>
-          </w:rPr>
-          <w:t>માથ્થી 26:47–48</w:t>
-        </w:r>
-      </w:hyperlink>
+      <w:r>
+        <w:rPr>
+          <w:lang w:val="gu_IN" w:bidi="gu_IN"/>
+        </w:rPr>
+        <w:t>1 થેસ્સાલોનિકીઓ 5:25–28</w:t>
+      </w:r>
+    </w:p>
+    <w:p>
+      <w:pPr>
+        <w:pStyle w:val="ListBullet"/>
+        <w:spacing w:line="240" w:lineRule="auto"/>
+        <w:ind w:left="720"/>
+      </w:pPr>
+      <w:r>
+        <w:rPr>
+          <w:lang w:val="gu_IN" w:bidi="gu_IN"/>
+        </w:rPr>
+      </w:r>
+      <w:r>
+        <w:rPr>
+          <w:lang w:val="gu_IN" w:bidi="gu_IN"/>
+        </w:rPr>
+        <w:t>ઉત્પત્તિ 27:26–27</w:t>
+      </w:r>
+    </w:p>
+    <w:p>
+      <w:pPr>
+        <w:pStyle w:val="ListBullet"/>
+        <w:spacing w:line="240" w:lineRule="auto"/>
+        <w:ind w:left="720"/>
+      </w:pPr>
+      <w:r>
+        <w:rPr>
+          <w:lang w:val="gu_IN" w:bidi="gu_IN"/>
+        </w:rPr>
+      </w:r>
+      <w:r>
+        <w:rPr>
+          <w:lang w:val="gu_IN" w:bidi="gu_IN"/>
+        </w:rPr>
+        <w:t>ઉત્પત્તિ 29:11–12</w:t>
+      </w:r>
+    </w:p>
+    <w:p>
+      <w:pPr>
+        <w:pStyle w:val="ListBullet"/>
+        <w:spacing w:line="240" w:lineRule="auto"/>
+        <w:ind w:left="720"/>
+      </w:pPr>
+      <w:r>
+        <w:rPr>
+          <w:lang w:val="gu_IN" w:bidi="gu_IN"/>
+        </w:rPr>
+      </w:r>
+      <w:r>
+        <w:rPr>
+          <w:lang w:val="gu_IN" w:bidi="gu_IN"/>
+        </w:rPr>
+        <w:t>ઉત્પત્તિ 31:26–28</w:t>
+      </w:r>
+    </w:p>
+    <w:p>
+      <w:pPr>
+        <w:pStyle w:val="ListBullet"/>
+        <w:spacing w:line="240" w:lineRule="auto"/>
+        <w:ind w:left="720"/>
+      </w:pPr>
+      <w:r>
+        <w:rPr>
+          <w:lang w:val="gu_IN" w:bidi="gu_IN"/>
+        </w:rPr>
+      </w:r>
+      <w:r>
+        <w:rPr>
+          <w:lang w:val="gu_IN" w:bidi="gu_IN"/>
+        </w:rPr>
+        <w:t>ઉત્પત્તિ 45:14–15</w:t>
+      </w:r>
+    </w:p>
+    <w:p>
+      <w:pPr>
+        <w:pStyle w:val="ListBullet"/>
+        <w:spacing w:line="240" w:lineRule="auto"/>
+        <w:ind w:left="720"/>
+      </w:pPr>
+      <w:r>
+        <w:rPr>
+          <w:lang w:val="gu_IN" w:bidi="gu_IN"/>
+        </w:rPr>
+      </w:r>
+      <w:r>
+        <w:rPr>
+          <w:lang w:val="gu_IN" w:bidi="gu_IN"/>
+        </w:rPr>
+        <w:t>ઉત્પત્તિ 48:8–10</w:t>
+      </w:r>
+    </w:p>
+    <w:p>
+      <w:pPr>
+        <w:pStyle w:val="ListBullet"/>
+        <w:spacing w:line="240" w:lineRule="auto"/>
+        <w:ind w:left="720"/>
+      </w:pPr>
+      <w:r>
+        <w:rPr>
+          <w:lang w:val="gu_IN" w:bidi="gu_IN"/>
+        </w:rPr>
+      </w:r>
+      <w:r>
+        <w:rPr>
+          <w:lang w:val="gu_IN" w:bidi="gu_IN"/>
+        </w:rPr>
+        <w:t>લૂક 22:47–48</w:t>
+      </w:r>
+    </w:p>
+    <w:p>
+      <w:pPr>
+        <w:pStyle w:val="ListBullet"/>
+        <w:spacing w:line="240" w:lineRule="auto"/>
+        <w:ind w:left="720"/>
+      </w:pPr>
+      <w:r>
+        <w:rPr>
+          <w:lang w:val="gu_IN" w:bidi="gu_IN"/>
+        </w:rPr>
+      </w:r>
+      <w:r>
+        <w:rPr>
+          <w:lang w:val="gu_IN" w:bidi="gu_IN"/>
+        </w:rPr>
+        <w:t>માર્ક 14:43–46</w:t>
+      </w:r>
+    </w:p>
+    <w:p>
+      <w:pPr>
+        <w:pStyle w:val="ListBullet"/>
+        <w:spacing w:line="240" w:lineRule="auto"/>
+        <w:ind w:left="720"/>
+      </w:pPr>
+      <w:r>
+        <w:rPr>
+          <w:lang w:val="gu_IN" w:bidi="gu_IN"/>
+        </w:rPr>
+      </w:r>
+      <w:r>
+        <w:rPr>
+          <w:lang w:val="gu_IN" w:bidi="gu_IN"/>
+        </w:rPr>
+        <w:t>માથ્થી 26:47–48</w:t>
+      </w:r>
     </w:p>
     <w:p>
       <w:pPr>
@@ -4644,18 +4290,12 @@
           <w:lang w:val="gu_IN" w:bidi="gu_IN"/>
         </w:rPr>
       </w:r>
-      <w:hyperlink r:id="rId72">
-        <w:r>
-          <w:rPr>
-            <w:lang w:val="gu_IN" w:bidi="gu_IN"/>
-          </w:rPr>
-          <w:rPr>
-            <w:color w:val="0000EE"/>
-            <w:u w:val="single"/>
-          </w:rPr>
-          <w:t>નહેમ્યાહ 9:32–34</w:t>
-        </w:r>
-      </w:hyperlink>
+      <w:r>
+        <w:rPr>
+          <w:lang w:val="gu_IN" w:bidi="gu_IN"/>
+        </w:rPr>
+        <w:t>નહેમ્યાહ 9:32–34</w:t>
+      </w:r>
     </w:p>
     <w:p>
       <w:pPr>
@@ -4899,114 +4539,84 @@
           <w:lang w:val="gu_IN" w:bidi="gu_IN"/>
         </w:rPr>
       </w:r>
-      <w:hyperlink r:id="rId73">
-        <w:r>
-          <w:rPr>
-            <w:lang w:val="gu_IN" w:bidi="gu_IN"/>
-          </w:rPr>
-          <w:rPr>
-            <w:color w:val="0000EE"/>
-            <w:u w:val="single"/>
-          </w:rPr>
-          <w:t>1 કાળવૃતાંત 27:25–27</w:t>
-        </w:r>
-      </w:hyperlink>
-    </w:p>
-    <w:p>
-      <w:pPr>
-        <w:pStyle w:val="ListBullet"/>
-        <w:spacing w:line="240" w:lineRule="auto"/>
-        <w:ind w:left="720"/>
-      </w:pPr>
-      <w:r>
-        <w:rPr>
-          <w:lang w:val="gu_IN" w:bidi="gu_IN"/>
-        </w:rPr>
-      </w:r>
-      <w:hyperlink r:id="rId74">
-        <w:r>
-          <w:rPr>
-            <w:lang w:val="gu_IN" w:bidi="gu_IN"/>
-          </w:rPr>
-          <w:rPr>
-            <w:color w:val="0000EE"/>
-            <w:u w:val="single"/>
-          </w:rPr>
-          <w:t>હઝકિયેલ 26:3–4</w:t>
-        </w:r>
-      </w:hyperlink>
-    </w:p>
-    <w:p>
-      <w:pPr>
-        <w:pStyle w:val="ListBullet"/>
-        <w:spacing w:line="240" w:lineRule="auto"/>
-        <w:ind w:left="720"/>
-      </w:pPr>
-      <w:r>
-        <w:rPr>
-          <w:lang w:val="gu_IN" w:bidi="gu_IN"/>
-        </w:rPr>
-      </w:r>
-      <w:hyperlink r:id="rId75">
-        <w:r>
-          <w:rPr>
-            <w:lang w:val="gu_IN" w:bidi="gu_IN"/>
-          </w:rPr>
-          <w:rPr>
-            <w:color w:val="0000EE"/>
-            <w:u w:val="single"/>
-          </w:rPr>
-          <w:t>માર્ક 12:1–3</w:t>
-        </w:r>
-      </w:hyperlink>
-    </w:p>
-    <w:p>
-      <w:pPr>
-        <w:pStyle w:val="ListBullet"/>
-        <w:spacing w:line="240" w:lineRule="auto"/>
-        <w:ind w:left="720"/>
-      </w:pPr>
-      <w:r>
-        <w:rPr>
-          <w:lang w:val="gu_IN" w:bidi="gu_IN"/>
-        </w:rPr>
-      </w:r>
-      <w:hyperlink r:id="rId76">
-        <w:r>
-          <w:rPr>
-            <w:lang w:val="gu_IN" w:bidi="gu_IN"/>
-          </w:rPr>
-          <w:rPr>
-            <w:color w:val="0000EE"/>
-            <w:u w:val="single"/>
-          </w:rPr>
-          <w:t>માથ્થી 21:33–34</w:t>
-        </w:r>
-      </w:hyperlink>
-    </w:p>
-    <w:p>
-      <w:pPr>
-        <w:pStyle w:val="ListBullet"/>
-        <w:spacing w:line="240" w:lineRule="auto"/>
-        <w:ind w:left="720"/>
-      </w:pPr>
-      <w:r>
-        <w:rPr>
-          <w:lang w:val="gu_IN" w:bidi="gu_IN"/>
-        </w:rPr>
-      </w:r>
-      <w:hyperlink r:id="rId77">
-        <w:r>
-          <w:rPr>
-            <w:lang w:val="gu_IN" w:bidi="gu_IN"/>
-          </w:rPr>
-          <w:rPr>
-            <w:color w:val="0000EE"/>
-            <w:u w:val="single"/>
-          </w:rPr>
-          <w:t>ગીતશાસ્ત્ર 62:1–2</w:t>
-        </w:r>
-      </w:hyperlink>
+      <w:r>
+        <w:rPr>
+          <w:lang w:val="gu_IN" w:bidi="gu_IN"/>
+        </w:rPr>
+        <w:t>1 કાળવૃતાંત 27:25–27</w:t>
+      </w:r>
+    </w:p>
+    <w:p>
+      <w:pPr>
+        <w:pStyle w:val="ListBullet"/>
+        <w:spacing w:line="240" w:lineRule="auto"/>
+        <w:ind w:left="720"/>
+      </w:pPr>
+      <w:r>
+        <w:rPr>
+          <w:lang w:val="gu_IN" w:bidi="gu_IN"/>
+        </w:rPr>
+      </w:r>
+      <w:r>
+        <w:rPr>
+          <w:lang w:val="gu_IN" w:bidi="gu_IN"/>
+        </w:rPr>
+        <w:t>હઝકિયેલ 26:3–4</w:t>
+      </w:r>
+    </w:p>
+    <w:p>
+      <w:pPr>
+        <w:pStyle w:val="ListBullet"/>
+        <w:spacing w:line="240" w:lineRule="auto"/>
+        <w:ind w:left="720"/>
+      </w:pPr>
+      <w:r>
+        <w:rPr>
+          <w:lang w:val="gu_IN" w:bidi="gu_IN"/>
+        </w:rPr>
+      </w:r>
+      <w:r>
+        <w:rPr>
+          <w:lang w:val="gu_IN" w:bidi="gu_IN"/>
+        </w:rPr>
+        <w:t>માર્ક 12:1–3</w:t>
+      </w:r>
+    </w:p>
+    <w:p>
+      <w:pPr>
+        <w:pStyle w:val="ListBullet"/>
+        <w:spacing w:line="240" w:lineRule="auto"/>
+        <w:ind w:left="720"/>
+      </w:pPr>
+      <w:r>
+        <w:rPr>
+          <w:lang w:val="gu_IN" w:bidi="gu_IN"/>
+        </w:rPr>
+      </w:r>
+      <w:r>
+        <w:rPr>
+          <w:lang w:val="gu_IN" w:bidi="gu_IN"/>
+        </w:rPr>
+        <w:t>માથ્થી 21:33–34</w:t>
+      </w:r>
+    </w:p>
+    <w:p>
+      <w:pPr>
+        <w:pStyle w:val="ListBullet"/>
+        <w:spacing w:line="240" w:lineRule="auto"/>
+        <w:ind w:left="720"/>
+      </w:pPr>
+      <w:r>
+        <w:rPr>
+          <w:lang w:val="gu_IN" w:bidi="gu_IN"/>
+        </w:rPr>
+      </w:r>
+      <w:r>
+        <w:rPr>
+          <w:lang w:val="gu_IN" w:bidi="gu_IN"/>
+        </w:rPr>
+        <w:t>ગીતશાસ્ત્ર 62:1–2</w:t>
+      </w:r>
     </w:p>
     <w:p>
       <w:pPr>
@@ -5349,114 +4959,84 @@
           <w:lang w:val="gu_IN" w:bidi="gu_IN"/>
         </w:rPr>
       </w:r>
-      <w:hyperlink r:id="rId78">
-        <w:r>
-          <w:rPr>
-            <w:lang w:val="gu_IN" w:bidi="gu_IN"/>
-          </w:rPr>
-          <w:rPr>
-            <w:color w:val="0000EE"/>
-            <w:u w:val="single"/>
-          </w:rPr>
-          <w:t>2 પિતર 3:10</w:t>
-        </w:r>
-      </w:hyperlink>
-    </w:p>
-    <w:p>
-      <w:pPr>
-        <w:pStyle w:val="ListBullet"/>
-        <w:spacing w:line="240" w:lineRule="auto"/>
-        <w:ind w:left="720"/>
-      </w:pPr>
-      <w:r>
-        <w:rPr>
-          <w:lang w:val="gu_IN" w:bidi="gu_IN"/>
-        </w:rPr>
-      </w:r>
-      <w:hyperlink r:id="rId79">
-        <w:r>
-          <w:rPr>
-            <w:lang w:val="gu_IN" w:bidi="gu_IN"/>
-          </w:rPr>
-          <w:rPr>
-            <w:color w:val="0000EE"/>
-            <w:u w:val="single"/>
-          </w:rPr>
-          <w:t>લુક 12:33–34</w:t>
-        </w:r>
-      </w:hyperlink>
-    </w:p>
-    <w:p>
-      <w:pPr>
-        <w:pStyle w:val="ListBullet"/>
-        <w:spacing w:line="240" w:lineRule="auto"/>
-        <w:ind w:left="720"/>
-      </w:pPr>
-      <w:r>
-        <w:rPr>
-          <w:lang w:val="gu_IN" w:bidi="gu_IN"/>
-        </w:rPr>
-      </w:r>
-      <w:hyperlink r:id="rId80">
-        <w:r>
-          <w:rPr>
-            <w:lang w:val="gu_IN" w:bidi="gu_IN"/>
-          </w:rPr>
-          <w:rPr>
-            <w:color w:val="0000EE"/>
-            <w:u w:val="single"/>
-          </w:rPr>
-          <w:t>માર્ક 14:47–50</w:t>
-        </w:r>
-      </w:hyperlink>
-    </w:p>
-    <w:p>
-      <w:pPr>
-        <w:pStyle w:val="ListBullet"/>
-        <w:spacing w:line="240" w:lineRule="auto"/>
-        <w:ind w:left="720"/>
-      </w:pPr>
-      <w:r>
-        <w:rPr>
-          <w:lang w:val="gu_IN" w:bidi="gu_IN"/>
-        </w:rPr>
-      </w:r>
-      <w:hyperlink r:id="rId81">
-        <w:r>
-          <w:rPr>
-            <w:lang w:val="gu_IN" w:bidi="gu_IN"/>
-          </w:rPr>
-          <w:rPr>
-            <w:color w:val="0000EE"/>
-            <w:u w:val="single"/>
-          </w:rPr>
-          <w:t>નીતિવચનો 6:30–31</w:t>
-        </w:r>
-      </w:hyperlink>
-    </w:p>
-    <w:p>
-      <w:pPr>
-        <w:pStyle w:val="ListBullet"/>
-        <w:spacing w:line="240" w:lineRule="auto"/>
-        <w:ind w:left="720"/>
-      </w:pPr>
-      <w:r>
-        <w:rPr>
-          <w:lang w:val="gu_IN" w:bidi="gu_IN"/>
-        </w:rPr>
-      </w:r>
-      <w:hyperlink r:id="rId82">
-        <w:r>
-          <w:rPr>
-            <w:lang w:val="gu_IN" w:bidi="gu_IN"/>
-          </w:rPr>
-          <w:rPr>
-            <w:color w:val="0000EE"/>
-            <w:u w:val="single"/>
-          </w:rPr>
-          <w:t>પ્રકટીકરણ 3:3–4</w:t>
-        </w:r>
-      </w:hyperlink>
+      <w:r>
+        <w:rPr>
+          <w:lang w:val="gu_IN" w:bidi="gu_IN"/>
+        </w:rPr>
+        <w:t>2 પિતર 3:10</w:t>
+      </w:r>
+    </w:p>
+    <w:p>
+      <w:pPr>
+        <w:pStyle w:val="ListBullet"/>
+        <w:spacing w:line="240" w:lineRule="auto"/>
+        <w:ind w:left="720"/>
+      </w:pPr>
+      <w:r>
+        <w:rPr>
+          <w:lang w:val="gu_IN" w:bidi="gu_IN"/>
+        </w:rPr>
+      </w:r>
+      <w:r>
+        <w:rPr>
+          <w:lang w:val="gu_IN" w:bidi="gu_IN"/>
+        </w:rPr>
+        <w:t>લુક 12:33–34</w:t>
+      </w:r>
+    </w:p>
+    <w:p>
+      <w:pPr>
+        <w:pStyle w:val="ListBullet"/>
+        <w:spacing w:line="240" w:lineRule="auto"/>
+        <w:ind w:left="720"/>
+      </w:pPr>
+      <w:r>
+        <w:rPr>
+          <w:lang w:val="gu_IN" w:bidi="gu_IN"/>
+        </w:rPr>
+      </w:r>
+      <w:r>
+        <w:rPr>
+          <w:lang w:val="gu_IN" w:bidi="gu_IN"/>
+        </w:rPr>
+        <w:t>માર્ક 14:47–50</w:t>
+      </w:r>
+    </w:p>
+    <w:p>
+      <w:pPr>
+        <w:pStyle w:val="ListBullet"/>
+        <w:spacing w:line="240" w:lineRule="auto"/>
+        <w:ind w:left="720"/>
+      </w:pPr>
+      <w:r>
+        <w:rPr>
+          <w:lang w:val="gu_IN" w:bidi="gu_IN"/>
+        </w:rPr>
+      </w:r>
+      <w:r>
+        <w:rPr>
+          <w:lang w:val="gu_IN" w:bidi="gu_IN"/>
+        </w:rPr>
+        <w:t>નીતિવચનો 6:30–31</w:t>
+      </w:r>
+    </w:p>
+    <w:p>
+      <w:pPr>
+        <w:pStyle w:val="ListBullet"/>
+        <w:spacing w:line="240" w:lineRule="auto"/>
+        <w:ind w:left="720"/>
+      </w:pPr>
+      <w:r>
+        <w:rPr>
+          <w:lang w:val="gu_IN" w:bidi="gu_IN"/>
+        </w:rPr>
+      </w:r>
+      <w:r>
+        <w:rPr>
+          <w:lang w:val="gu_IN" w:bidi="gu_IN"/>
+        </w:rPr>
+        <w:t>પ્રકટીકરણ 3:3–4</w:t>
+      </w:r>
     </w:p>
     <w:p>
       <w:pPr>
